--- a/state-vignettes/louisiana_highway_report.docx
+++ b/state-vignettes/louisiana_highway_report.docx
@@ -10,57 +10,57 @@
         <w:rPr>
           <w:color w:val="FF5500"/>
         </w:rPr>
-        <w:t>Louisiana Ranks 46th in the Nation in Highway Performance and Cost-Effectiveness</w:t>
+        <w:t>Louisiana Ranks 44th in the Nation in Highway Performance and Cost-Effectiveness</w:t>
       </w:r>
     </w:p>
     <w:p>
       <w:r>
-        <w:t>Louisiana’s highway system ranks 46th in the nation in overall cost-effectiveness and condition.</w:t>
+        <w:t>Louisiana’s highway system ranks 44th in the nation in overall cost-effectiveness and condition.</w:t>
       </w:r>
     </w:p>
     <w:p>
       <w:r>
-        <w:t>According to the Annual Highway Report by Reason Foundation, this ranking is the same as last year’s.</w:t>
+        <w:t>According to the Annual Highway Report by Reason Foundation, this is a change from the state's previous rankings.</w:t>
       </w:r>
     </w:p>
     <w:p>
       <w:r>
-        <w:t>In safety and condition categories, Louisiana’s highways rank 49th in urban Interstate pavement condition, 44th in rural Interstate pavement condition, 42nd in urban arterial pavement condition, 47th in rural arterial pavement condition, 44th in structurally deficient bridges, 33rd in urban fatality rate, and 21st in rural fatality rate.</w:t>
+        <w:t>In safety and condition categories, Louisiana’s highways rank 49th in urban Interstate pavement condition, 43rd in rural Interstate pavement condition, 42nd in urban arterial pavement condition, 47th in rural arterial pavement condition, 44th in structurally deficient bridges, 42nd in urban fatality rate, and 23rd in rural fatality rate.</w:t>
       </w:r>
     </w:p>
     <w:p>
       <w:r>
-        <w:t>Louisiana ranks 29th out of the 50 states in traffic congestion, and its drivers spend 23.69 hours a year stuck in traffic congestion.</w:t>
+        <w:t>Louisiana ranks 29th out of the 50 states in traffic congestion, and its drivers spend 24.62 hours a year stuck in traffic congestion.</w:t>
       </w:r>
     </w:p>
     <w:p>
       <w:r>
-        <w:t>In spending and cost-effectiveness, Louisiana ranks 14th in capital and bridge disbursements, which are the costs of building new roads and bridges and widening existing ones. Louisiana ranks 25th in maintenance spending, such as the costs of repaving roads and filling in potholes. Louisiana’s administrative disbursements, including office spending that doesn’t make its way to roads, rank 2nd nationwide.</w:t>
+        <w:t>In spending and cost-effectiveness, Louisiana ranks 17th in capital and bridge disbursements, which are the costs of building new roads and bridges and widening existing ones. Louisiana ranks 31st in maintenance spending, such as the costs of repaving roads and filling in potholes. Louisiana’s administrative disbursements, including office spending that doesn’t make its way to roads, rank 2nd nationwide.</w:t>
       </w:r>
     </w:p>
     <w:p>
       <w:r>
-        <w:t>Compared to last year, Louisiana has the following notable changes in rankings: Other Fatality Rate improved by 6 points, from 46 to 40; Rural Fatality Rate worsened by 8 points, from 13 to 21; Urbanized Area Congestion improved by 5 points, from 34 to 29; Maintenance Disbursements worsened by 6 points, from 19 to 25; Other Disbursements improved by 12 points, from 45 to 33.</w:t>
+        <w:t>Compared to last year, Louisiana has the following notable changes in rankings: Maintenance Disbursements worsened by 6 points, from 25 to 31; Other Disbursements improved by 24 points, from 33 to 9; Urban Fatality Rate worsened by 9 points, from 33 to 42.</w:t>
       </w:r>
     </w:p>
     <w:p>
       <w:r>
-        <w:t>Compared to neighboring and nearby states, Louisiana’s overall highway performance is worse than Mississippi (24th), Texas (27th), and Arkansas (21st).</w:t>
+        <w:t>Compared to neighboring and nearby states, Louisiana’s overall highway performance is worse than Mississippi (22nd), Texas (30th), and Arkansas (17th).</w:t>
       </w:r>
     </w:p>
     <w:p>
       <w:r>
-        <w:t>Comparing its overall performance to similarly populated states, Louisiana ranks worse than South Carolina (3rd) and Kentucky (15th).</w:t>
+        <w:t>Comparing its overall performance to similarly populated states, Louisiana ranks worse than South Carolina (7th) and Kentucky (11th).</w:t>
       </w:r>
     </w:p>
     <w:p>
       <w:r>
-        <w:t>Louisiana’s highway system ranks 46th out of 50 states overall this year, the same ranking as last year.</w:t>
+        <w:t>Louisiana’s highway system ranks 44th out of 50 states overall this year, compared to 46th last year.</w:t>
       </w:r>
     </w:p>
     <w:p>
       <w:r>
-        <w:t>“In terms of improving in the road condition and performance categories, Louisiana should focus on reducing Urban Interstate Pavement Condition and Rural Other Principal Arterial Pavement Condition. Louisiana’s rank of 49th in Urban Interstate Pavement Condition makes it one of the worst in the nation for this safety metric,” said Baruch Feigenbaum, lead author of the 29th Annual Highway Report and senior managing director of transportation policy at Reason Foundation.</w:t>
+        <w:t>“In terms of improving in the road condition and performance categories, Louisiana should focus on reducing Urban Interstate Pavement Condition and Rural Other Principal Arterial Pavement Condition. Louisiana’s rank of 49th in Urban Interstate Pavement Condition makes it one of the worst in the nation for this safety metric,” said Baruch Feigenbaum, lead author of the 30th Annual Highway Report and senior managing director of transportation policy at Reason Foundation.</w:t>
       </w:r>
     </w:p>
     <w:p>
@@ -70,7 +70,7 @@
           <w:color w:val="FF5500"/>
           <w:sz w:val="28"/>
         </w:rPr>
-        <w:t>LOUISIANA’S RANKINGS IN THE 29TH ANNUAL HIGHWAY REPORT</w:t>
+        <w:t>LOUISIANA’S RANKINGS IN THE 30TH ANNUAL HIGHWAY REPORT</w:t>
       </w:r>
     </w:p>
     <w:tbl>
@@ -148,7 +148,7 @@
               <w:rPr>
                 <w:sz w:val="20"/>
               </w:rPr>
-              <w:t>46</w:t>
+              <w:t>44</w:t>
             </w:r>
           </w:p>
         </w:tc>
@@ -179,7 +179,7 @@
               <w:rPr>
                 <w:sz w:val="20"/>
               </w:rPr>
-              <w:t>14</w:t>
+              <w:t>17</w:t>
             </w:r>
           </w:p>
         </w:tc>
@@ -212,7 +212,7 @@
               <w:rPr>
                 <w:sz w:val="20"/>
               </w:rPr>
-              <w:t>25</w:t>
+              <w:t>31</w:t>
             </w:r>
           </w:p>
         </w:tc>
@@ -276,7 +276,7 @@
               <w:rPr>
                 <w:sz w:val="20"/>
               </w:rPr>
-              <w:t>33</w:t>
+              <w:t>9</w:t>
             </w:r>
           </w:p>
         </w:tc>
@@ -307,7 +307,7 @@
               <w:rPr>
                 <w:sz w:val="20"/>
               </w:rPr>
-              <w:t>44</w:t>
+              <w:t>43</w:t>
             </w:r>
           </w:p>
         </w:tc>
@@ -499,7 +499,7 @@
               <w:rPr>
                 <w:sz w:val="20"/>
               </w:rPr>
-              <w:t>21</w:t>
+              <w:t>23</w:t>
             </w:r>
           </w:p>
         </w:tc>
@@ -532,7 +532,7 @@
               <w:rPr>
                 <w:sz w:val="20"/>
               </w:rPr>
-              <w:t>33</w:t>
+              <w:t>42</w:t>
             </w:r>
           </w:p>
         </w:tc>
@@ -563,7 +563,7 @@
               <w:rPr>
                 <w:sz w:val="20"/>
               </w:rPr>
-              <w:t>40</w:t>
+              <w:t>36</w:t>
             </w:r>
           </w:p>
         </w:tc>
@@ -572,12 +572,12 @@
     <w:p>
       <w:r>
         <w:br/>
-        <w:t>Reason Foundation’s 29th Annual Highway Report measures the condition and cost- effectiveness of state-controlled highways in 13 categories, including pavement and bridge conditions, traffic fatalities, and spending. In the performance categories, ranking first implies the state has the best or lowest fatality rate and its road pavement is in the best condition. A ranking of 50th in performance categories means the state has the worst fatality rates or pavement conditions. In simplified terms, in the cost-effectiveness categories, a rank of 50 means the state spends more money, and a first-place ranking means the state spends less money than other states in that category.</w:t>
+        <w:t>Reason Foundation’s 30th Annual Highway Report measures the condition and cost-effectiveness of state-controlled highways in 13 categories, including pavement and bridge conditions, traffic fatalities, and spending. In the performance categories, ranking first implies the state has the best or lowest fatality rate and its road pavement is in the best condition. A ranking of 50th in performance categories means the state has the worst fatality rates or pavement conditions. In simplified terms, in the cost-effectiveness categories, a rank of 50 means the state spends more money, and a first-place ranking means the state spends less money than other states in that category.</w:t>
       </w:r>
     </w:p>
     <w:p>
       <w:r>
-        <w:t>The report’s data are primarily information each state directly reported to the Federal Highway Administration for 2023. Better Roads and Bridges provides the deficient bridge data, and INRIX.com provides the traffic congestion data.</w:t>
+        <w:t>The report’s data are primarily information each state directly reported to the Federal Highway Administration for 2024. Better Roads and Bridges provides the deficient bridge data, and INRIX.com provides the traffic congestion data.</w:t>
       </w:r>
     </w:p>
     <w:sectPr>
